--- a/ref-data/2026-3月派工/20260310.docx
+++ b/ref-data/2026-3月派工/20260310.docx
@@ -568,6 +568,154 @@
             <w:r>
               <w:rPr>
                 <w:b/>
+                <w:color w:val="0070C0"/>
+                <w:sz w:val="20"/>
+                <w:szCs w:val="20"/>
+              </w:rPr>
+              <w:br/>
+            </w:r>
+            <w:r>
+              <w:rPr>
+                <w:rFonts w:hint="eastAsia"/>
+                <w:b/>
+                <w:color w:val="000000" w:themeColor="text1"/>
+                <w:sz w:val="20"/>
+                <w:szCs w:val="20"/>
+              </w:rPr>
+              <w:t>士林區美崙街</w:t>
+            </w:r>
+            <w:r>
+              <w:rPr>
+                <w:rFonts w:hint="eastAsia"/>
+                <w:b/>
+                <w:color w:val="000000" w:themeColor="text1"/>
+                <w:sz w:val="20"/>
+                <w:szCs w:val="20"/>
+              </w:rPr>
+              <w:t>(</w:t>
+            </w:r>
+            <w:r>
+              <w:rPr>
+                <w:rFonts w:hint="eastAsia"/>
+                <w:b/>
+                <w:color w:val="000000" w:themeColor="text1"/>
+                <w:sz w:val="20"/>
+                <w:szCs w:val="20"/>
+              </w:rPr>
+              <w:t>文林路</w:t>
+            </w:r>
+            <w:r>
+              <w:rPr>
+                <w:rFonts w:hint="eastAsia"/>
+                <w:b/>
+                <w:color w:val="000000" w:themeColor="text1"/>
+                <w:sz w:val="20"/>
+                <w:szCs w:val="20"/>
+              </w:rPr>
+              <w:t>~</w:t>
+            </w:r>
+            <w:r>
+              <w:rPr>
+                <w:rFonts w:hint="eastAsia"/>
+                <w:b/>
+                <w:color w:val="000000" w:themeColor="text1"/>
+                <w:sz w:val="20"/>
+                <w:szCs w:val="20"/>
+              </w:rPr>
+              <w:t>華榮街</w:t>
+            </w:r>
+            <w:r>
+              <w:rPr>
+                <w:rFonts w:hint="eastAsia"/>
+                <w:b/>
+                <w:color w:val="000000" w:themeColor="text1"/>
+                <w:sz w:val="20"/>
+                <w:szCs w:val="20"/>
+              </w:rPr>
+              <w:t>)</w:t>
+            </w:r>
+            <w:r>
+              <w:rPr>
+                <w:b/>
+                <w:color w:val="000000" w:themeColor="text1"/>
+                <w:sz w:val="20"/>
+                <w:szCs w:val="20"/>
+              </w:rPr>
+              <w:br/>
+            </w:r>
+            <w:r>
+              <w:rPr>
+                <w:rFonts w:hint="eastAsia"/>
+                <w:b/>
+                <w:color w:val="000000" w:themeColor="text1"/>
+                <w:sz w:val="20"/>
+                <w:szCs w:val="20"/>
+              </w:rPr>
+              <w:t>美崙街</w:t>
+            </w:r>
+            <w:r>
+              <w:rPr>
+                <w:rFonts w:hint="eastAsia"/>
+                <w:b/>
+                <w:color w:val="000000" w:themeColor="text1"/>
+                <w:sz w:val="20"/>
+                <w:szCs w:val="20"/>
+              </w:rPr>
+              <w:t>(</w:t>
+            </w:r>
+            <w:r>
+              <w:rPr>
+                <w:rFonts w:hint="eastAsia"/>
+                <w:b/>
+                <w:color w:val="000000" w:themeColor="text1"/>
+                <w:sz w:val="20"/>
+                <w:szCs w:val="20"/>
+              </w:rPr>
+              <w:t>華榮街</w:t>
+            </w:r>
+            <w:r>
+              <w:rPr>
+                <w:rFonts w:hint="eastAsia"/>
+                <w:b/>
+                <w:color w:val="000000" w:themeColor="text1"/>
+                <w:sz w:val="20"/>
+                <w:szCs w:val="20"/>
+              </w:rPr>
+              <w:t>-</w:t>
+            </w:r>
+            <w:r>
+              <w:rPr>
+                <w:rFonts w:hint="eastAsia"/>
+                <w:b/>
+                <w:color w:val="000000" w:themeColor="text1"/>
+                <w:sz w:val="20"/>
+                <w:szCs w:val="20"/>
+              </w:rPr>
+              <w:t>美崙街</w:t>
+            </w:r>
+            <w:r>
+              <w:rPr>
+                <w:rFonts w:hint="eastAsia"/>
+                <w:b/>
+                <w:color w:val="000000" w:themeColor="text1"/>
+                <w:sz w:val="20"/>
+                <w:szCs w:val="20"/>
+              </w:rPr>
+              <w:t>62</w:t>
+            </w:r>
+            <w:r>
+              <w:rPr>
+                <w:rFonts w:hint="eastAsia"/>
+                <w:b/>
+                <w:color w:val="000000" w:themeColor="text1"/>
+                <w:sz w:val="20"/>
+                <w:szCs w:val="20"/>
+              </w:rPr>
+              <w:t>巷</w:t>
+            </w:r>
+            <w:r>
+              <w:rPr>
+                <w:b/>
                 <w:color w:val="000000" w:themeColor="text1"/>
                 <w:sz w:val="20"/>
                 <w:szCs w:val="20"/>
@@ -956,7 +1104,7 @@
                 <w:sz w:val="20"/>
                 <w:szCs w:val="20"/>
               </w:rPr>
-              <w:t>22</w:t>
+              <w:t>10</w:t>
             </w:r>
             <w:r>
               <w:rPr>
@@ -986,6 +1134,36 @@
                 <w:szCs w:val="20"/>
               </w:rPr>
               <w:br/>
+            </w:r>
+            <w:r>
+              <w:rPr>
+                <w:rFonts w:hint="eastAsia"/>
+                <w:b/>
+                <w:sz w:val="20"/>
+                <w:szCs w:val="20"/>
+                <w:highlight w:val="darkCyan"/>
+              </w:rPr>
+              <w:t>微風運河右岸標線斑駁也請一併處理（寵物公園至網球場）</w:t>
+            </w:r>
+            <w:r>
+              <w:rPr>
+                <w:rFonts w:hint="eastAsia"/>
+                <w:b/>
+                <w:sz w:val="20"/>
+                <w:szCs w:val="20"/>
+                <w:highlight w:val="darkCyan"/>
+              </w:rPr>
+              <w:t>(</w:t>
+            </w:r>
+            <w:r>
+              <w:rPr>
+                <w:rFonts w:hint="eastAsia"/>
+                <w:b/>
+                <w:sz w:val="20"/>
+                <w:szCs w:val="20"/>
+                <w:highlight w:val="darkCyan"/>
+              </w:rPr>
+              <w:t>有定位</w:t>
             </w:r>
           </w:p>
           <w:p>
@@ -2595,7 +2773,6 @@
             <w:pPr>
               <w:pStyle w:val="aa"/>
               <w:rPr>
-                <w:rFonts w:hint="eastAsia"/>
                 <w:b/>
                 <w:sz w:val="20"/>
                 <w:szCs w:val="20"/>
